--- a/COS80023_Big_Data/Lab/Lab10/Credit_Task_10-104837257.docx
+++ b/COS80023_Big_Data/Lab/Lab10/Credit_Task_10-104837257.docx
@@ -58,31 +58,7 @@
         <w:rPr>
           <w:rFonts w:ascii="Calibri" w:hAnsi="Calibri" w:cs="Calibri"/>
         </w:rPr>
-        <w:t xml:space="preserve">: Pass Task </w:t>
-      </w:r>
-      <w:r>
-        <w:rPr>
-          <w:rFonts w:ascii="Calibri" w:hAnsi="Calibri" w:cs="Calibri"/>
-        </w:rPr>
-        <w:t>10</w:t>
-      </w:r>
-      <w:r>
-        <w:rPr>
-          <w:rFonts w:ascii="Calibri" w:hAnsi="Calibri" w:cs="Calibri"/>
-        </w:rPr>
-        <w:t xml:space="preserve"> </w:t>
-      </w:r>
-      <w:r>
-        <w:rPr>
-          <w:rFonts w:ascii="Calibri" w:hAnsi="Calibri" w:cs="Calibri"/>
-        </w:rPr>
-        <w:t>-</w:t>
-      </w:r>
-      <w:r>
-        <w:rPr>
-          <w:rFonts w:ascii="Calibri" w:hAnsi="Calibri" w:cs="Calibri"/>
-        </w:rPr>
-        <w:t xml:space="preserve"> </w:t>
+        <w:t xml:space="preserve">: </w:t>
       </w:r>
       <w:r>
         <w:rPr>
@@ -211,21 +187,7 @@
         <w:rPr>
           <w:rFonts w:ascii="Calibri" w:hAnsi="Calibri" w:cs="Calibri"/>
         </w:rPr>
-        <w:t>3 labels – ‘</w:t>
-      </w:r>
-      <w:proofErr w:type="spellStart"/>
-      <w:r>
-        <w:rPr>
-          <w:rFonts w:ascii="Calibri" w:hAnsi="Calibri" w:cs="Calibri"/>
-        </w:rPr>
-        <w:t>setosa</w:t>
-      </w:r>
-      <w:proofErr w:type="spellEnd"/>
-      <w:r>
-        <w:rPr>
-          <w:rFonts w:ascii="Calibri" w:hAnsi="Calibri" w:cs="Calibri"/>
-        </w:rPr>
-        <w:t>’, ‘versicolor’, ‘virginica’</w:t>
+        <w:t>3 labels – ‘setosa’, ‘versicolor’, ‘virginica’</w:t>
       </w:r>
     </w:p>
     <w:p>
@@ -308,77 +270,7 @@
         <w:rPr>
           <w:rFonts w:ascii="Calibri" w:hAnsi="Calibri" w:cs="Calibri"/>
         </w:rPr>
-        <w:t xml:space="preserve">For k-means, the data input used only the four numeric measurements: </w:t>
-      </w:r>
-      <w:proofErr w:type="spellStart"/>
-      <w:r>
-        <w:rPr>
-          <w:rFonts w:ascii="Calibri" w:hAnsi="Calibri" w:cs="Calibri"/>
-        </w:rPr>
-        <w:t>sepal_length</w:t>
-      </w:r>
-      <w:proofErr w:type="spellEnd"/>
-      <w:r>
-        <w:rPr>
-          <w:rFonts w:ascii="Calibri" w:hAnsi="Calibri" w:cs="Calibri"/>
-        </w:rPr>
-        <w:t xml:space="preserve">, </w:t>
-      </w:r>
-      <w:proofErr w:type="spellStart"/>
-      <w:r>
-        <w:rPr>
-          <w:rFonts w:ascii="Calibri" w:hAnsi="Calibri" w:cs="Calibri"/>
-        </w:rPr>
-        <w:t>sepal_width</w:t>
-      </w:r>
-      <w:proofErr w:type="spellEnd"/>
-      <w:r>
-        <w:rPr>
-          <w:rFonts w:ascii="Calibri" w:hAnsi="Calibri" w:cs="Calibri"/>
-        </w:rPr>
-        <w:t xml:space="preserve">, </w:t>
-      </w:r>
-      <w:proofErr w:type="spellStart"/>
-      <w:r>
-        <w:rPr>
-          <w:rFonts w:ascii="Calibri" w:hAnsi="Calibri" w:cs="Calibri"/>
-        </w:rPr>
-        <w:t>petal_length</w:t>
-      </w:r>
-      <w:proofErr w:type="spellEnd"/>
-      <w:r>
-        <w:rPr>
-          <w:rFonts w:ascii="Calibri" w:hAnsi="Calibri" w:cs="Calibri"/>
-        </w:rPr>
-        <w:t xml:space="preserve">, </w:t>
-      </w:r>
-      <w:proofErr w:type="spellStart"/>
-      <w:r>
-        <w:rPr>
-          <w:rFonts w:ascii="Calibri" w:hAnsi="Calibri" w:cs="Calibri"/>
-        </w:rPr>
-        <w:t>petal_width</w:t>
-      </w:r>
-      <w:proofErr w:type="spellEnd"/>
-      <w:r>
-        <w:rPr>
-          <w:rFonts w:ascii="Calibri" w:hAnsi="Calibri" w:cs="Calibri"/>
-        </w:rPr>
-        <w:t>. The label species was left out because clustering was unsupervised and did not use labels. The number of clusters k was set to 3, matching the three known groups in the iris data (</w:t>
-      </w:r>
-      <w:proofErr w:type="spellStart"/>
-      <w:r>
-        <w:rPr>
-          <w:rFonts w:ascii="Calibri" w:hAnsi="Calibri" w:cs="Calibri"/>
-        </w:rPr>
-        <w:t>Setosa</w:t>
-      </w:r>
-      <w:proofErr w:type="spellEnd"/>
-      <w:r>
-        <w:rPr>
-          <w:rFonts w:ascii="Calibri" w:hAnsi="Calibri" w:cs="Calibri"/>
-        </w:rPr>
-        <w:t>, Versicolor, Virginica) and allowing a direct comparison between clusters and species.</w:t>
+        <w:t>For k-means, the data input used only the four numeric measurements: sepal_length, sepal_width, petal_length, petal_width. The label species was left out because clustering was unsupervised and did not use labels. The number of clusters k was set to 3, matching the three known groups in the iris data (Setosa, Versicolor, Virginica) and allowing a direct comparison between clusters and species.</w:t>
       </w:r>
     </w:p>
     <w:p>
@@ -777,31 +669,56 @@
           <w:b/>
           <w:bCs/>
         </w:rPr>
-        <w:t>1.00/1.00 (</w:t>
-      </w:r>
-      <w:proofErr w:type="spellStart"/>
+        <w:t>1.00/1.00 (Setosa)</w:t>
+      </w:r>
+      <w:r>
+        <w:rPr>
+          <w:rFonts w:ascii="Calibri" w:hAnsi="Calibri" w:cs="Calibri"/>
+        </w:rPr>
+        <w:t xml:space="preserve">, </w:t>
+      </w:r>
       <w:r>
         <w:rPr>
           <w:rFonts w:ascii="Calibri" w:hAnsi="Calibri" w:cs="Calibri"/>
           <w:b/>
           <w:bCs/>
         </w:rPr>
-        <w:t>Setosa</w:t>
-      </w:r>
-      <w:proofErr w:type="spellEnd"/>
+        <w:t>0.933/0.967 (Versicolor)</w:t>
+      </w:r>
+      <w:r>
+        <w:rPr>
+          <w:rFonts w:ascii="Calibri" w:hAnsi="Calibri" w:cs="Calibri"/>
+        </w:rPr>
+        <w:t xml:space="preserve">, and </w:t>
+      </w:r>
       <w:r>
         <w:rPr>
           <w:rFonts w:ascii="Calibri" w:hAnsi="Calibri" w:cs="Calibri"/>
           <w:b/>
           <w:bCs/>
         </w:rPr>
-        <w:t>)</w:t>
-      </w:r>
-      <w:r>
-        <w:rPr>
-          <w:rFonts w:ascii="Calibri" w:hAnsi="Calibri" w:cs="Calibri"/>
-        </w:rPr>
-        <w:t xml:space="preserve">, </w:t>
+        <w:t>0.933/0.967 (Virginica)</w:t>
+      </w:r>
+      <w:r>
+        <w:rPr>
+          <w:rFonts w:ascii="Calibri" w:hAnsi="Calibri" w:cs="Calibri"/>
+        </w:rPr>
+        <w:t>.</w:t>
+      </w:r>
+    </w:p>
+    <w:p>
+      <w:pPr>
+        <w:spacing w:line="276" w:lineRule="auto"/>
+        <w:jc w:val="both"/>
+        <w:rPr>
+          <w:rFonts w:ascii="Calibri" w:hAnsi="Calibri" w:cs="Calibri"/>
+        </w:rPr>
+      </w:pPr>
+      <w:r>
+        <w:rPr>
+          <w:rFonts w:ascii="Calibri" w:hAnsi="Calibri" w:cs="Calibri"/>
+        </w:rPr>
+        <w:t xml:space="preserve">The k-means result (unsupervised), after mapping each cluster to the species most common within it, achieved </w:t>
       </w:r>
       <w:r>
         <w:rPr>
@@ -809,13 +726,13 @@
           <w:b/>
           <w:bCs/>
         </w:rPr>
-        <w:t>0.933/0.967 (Versicolor)</w:t>
-      </w:r>
-      <w:r>
-        <w:rPr>
-          <w:rFonts w:ascii="Calibri" w:hAnsi="Calibri" w:cs="Calibri"/>
-        </w:rPr>
-        <w:t xml:space="preserve">, and </w:t>
+        <w:t>86.67% accuracy</w:t>
+      </w:r>
+      <w:r>
+        <w:rPr>
+          <w:rFonts w:ascii="Calibri" w:hAnsi="Calibri" w:cs="Calibri"/>
+        </w:rPr>
+        <w:t xml:space="preserve"> on the same test rows. The observed mapping was </w:t>
       </w:r>
       <w:r>
         <w:rPr>
@@ -823,28 +740,13 @@
           <w:b/>
           <w:bCs/>
         </w:rPr>
-        <w:t>0.933/0.967 (Virginica)</w:t>
-      </w:r>
-      <w:r>
-        <w:rPr>
-          <w:rFonts w:ascii="Calibri" w:hAnsi="Calibri" w:cs="Calibri"/>
-        </w:rPr>
-        <w:t>.</w:t>
-      </w:r>
-    </w:p>
-    <w:p>
-      <w:pPr>
-        <w:spacing w:line="276" w:lineRule="auto"/>
-        <w:jc w:val="both"/>
-        <w:rPr>
-          <w:rFonts w:ascii="Calibri" w:hAnsi="Calibri" w:cs="Calibri"/>
-        </w:rPr>
-      </w:pPr>
-      <w:r>
-        <w:rPr>
-          <w:rFonts w:ascii="Calibri" w:hAnsi="Calibri" w:cs="Calibri"/>
-        </w:rPr>
-        <w:t xml:space="preserve">The k-means result (unsupervised), after mapping each cluster to the species most common within it, achieved </w:t>
+        <w:t>cluster 3 → Setosa</w:t>
+      </w:r>
+      <w:r>
+        <w:rPr>
+          <w:rFonts w:ascii="Calibri" w:hAnsi="Calibri" w:cs="Calibri"/>
+        </w:rPr>
+        <w:t xml:space="preserve">, </w:t>
       </w:r>
       <w:r>
         <w:rPr>
@@ -852,13 +754,13 @@
           <w:b/>
           <w:bCs/>
         </w:rPr>
-        <w:t>86.67% accuracy</w:t>
-      </w:r>
-      <w:r>
-        <w:rPr>
-          <w:rFonts w:ascii="Calibri" w:hAnsi="Calibri" w:cs="Calibri"/>
-        </w:rPr>
-        <w:t xml:space="preserve"> on the same test rows. The observed mapping was </w:t>
+        <w:t>cluster 2 → Versicolor</w:t>
+      </w:r>
+      <w:r>
+        <w:rPr>
+          <w:rFonts w:ascii="Calibri" w:hAnsi="Calibri" w:cs="Calibri"/>
+        </w:rPr>
+        <w:t xml:space="preserve">, and </w:t>
       </w:r>
       <w:r>
         <w:rPr>
@@ -866,23 +768,27 @@
           <w:b/>
           <w:bCs/>
         </w:rPr>
-        <w:t xml:space="preserve">cluster 3 → </w:t>
-      </w:r>
-      <w:proofErr w:type="spellStart"/>
+        <w:t>cluster 1 → Virginica</w:t>
+      </w:r>
+      <w:r>
+        <w:rPr>
+          <w:rFonts w:ascii="Calibri" w:hAnsi="Calibri" w:cs="Calibri"/>
+        </w:rPr>
+        <w:t>. Setosa was perfectly recovered (</w:t>
+      </w:r>
       <w:r>
         <w:rPr>
           <w:rFonts w:ascii="Calibri" w:hAnsi="Calibri" w:cs="Calibri"/>
           <w:b/>
           <w:bCs/>
         </w:rPr>
-        <w:t>Setosa</w:t>
-      </w:r>
-      <w:proofErr w:type="spellEnd"/>
-      <w:r>
-        <w:rPr>
-          <w:rFonts w:ascii="Calibri" w:hAnsi="Calibri" w:cs="Calibri"/>
-        </w:rPr>
-        <w:t xml:space="preserve">, </w:t>
+        <w:t>15/15</w:t>
+      </w:r>
+      <w:r>
+        <w:rPr>
+          <w:rFonts w:ascii="Calibri" w:hAnsi="Calibri" w:cs="Calibri"/>
+        </w:rPr>
+        <w:t xml:space="preserve">). Most mistakes occurred between </w:t>
       </w:r>
       <w:r>
         <w:rPr>
@@ -890,13 +796,13 @@
           <w:b/>
           <w:bCs/>
         </w:rPr>
-        <w:t>cluster 2 → Versicolor</w:t>
-      </w:r>
-      <w:r>
-        <w:rPr>
-          <w:rFonts w:ascii="Calibri" w:hAnsi="Calibri" w:cs="Calibri"/>
-        </w:rPr>
-        <w:t xml:space="preserve">, and </w:t>
+        <w:t>Versicolor</w:t>
+      </w:r>
+      <w:r>
+        <w:rPr>
+          <w:rFonts w:ascii="Calibri" w:hAnsi="Calibri" w:cs="Calibri"/>
+        </w:rPr>
+        <w:t xml:space="preserve"> and </w:t>
       </w:r>
       <w:r>
         <w:rPr>
@@ -904,27 +810,13 @@
           <w:b/>
           <w:bCs/>
         </w:rPr>
-        <w:t>cluster 1 → Virginica</w:t>
-      </w:r>
-      <w:r>
-        <w:rPr>
-          <w:rFonts w:ascii="Calibri" w:hAnsi="Calibri" w:cs="Calibri"/>
-        </w:rPr>
-        <w:t xml:space="preserve">. </w:t>
-      </w:r>
-      <w:proofErr w:type="spellStart"/>
-      <w:r>
-        <w:rPr>
-          <w:rFonts w:ascii="Calibri" w:hAnsi="Calibri" w:cs="Calibri"/>
-        </w:rPr>
-        <w:t>Setosa</w:t>
-      </w:r>
-      <w:proofErr w:type="spellEnd"/>
-      <w:r>
-        <w:rPr>
-          <w:rFonts w:ascii="Calibri" w:hAnsi="Calibri" w:cs="Calibri"/>
-        </w:rPr>
-        <w:t xml:space="preserve"> was perfectly recovered (</w:t>
+        <w:t>Virginica</w:t>
+      </w:r>
+      <w:r>
+        <w:rPr>
+          <w:rFonts w:ascii="Calibri" w:hAnsi="Calibri" w:cs="Calibri"/>
+        </w:rPr>
+        <w:t xml:space="preserve"> (e.g., </w:t>
       </w:r>
       <w:r>
         <w:rPr>
@@ -932,69 +824,13 @@
           <w:b/>
           <w:bCs/>
         </w:rPr>
-        <w:t>15/15</w:t>
-      </w:r>
-      <w:r>
-        <w:rPr>
-          <w:rFonts w:ascii="Calibri" w:hAnsi="Calibri" w:cs="Calibri"/>
-        </w:rPr>
-        <w:t xml:space="preserve">). Most mistakes occurred between </w:t>
-      </w:r>
-      <w:r>
-        <w:rPr>
-          <w:rFonts w:ascii="Calibri" w:hAnsi="Calibri" w:cs="Calibri"/>
-          <w:b/>
-          <w:bCs/>
-        </w:rPr>
-        <w:t>Versicolor</w:t>
-      </w:r>
-      <w:r>
-        <w:rPr>
-          <w:rFonts w:ascii="Calibri" w:hAnsi="Calibri" w:cs="Calibri"/>
-        </w:rPr>
-        <w:t xml:space="preserve"> and </w:t>
-      </w:r>
-      <w:r>
-        <w:rPr>
-          <w:rFonts w:ascii="Calibri" w:hAnsi="Calibri" w:cs="Calibri"/>
-          <w:b/>
-          <w:bCs/>
-        </w:rPr>
-        <w:t>Virginica</w:t>
-      </w:r>
-      <w:r>
-        <w:rPr>
-          <w:rFonts w:ascii="Calibri" w:hAnsi="Calibri" w:cs="Calibri"/>
-        </w:rPr>
-        <w:t xml:space="preserve"> (e.g., </w:t>
-      </w:r>
-      <w:r>
-        <w:rPr>
-          <w:rFonts w:ascii="Calibri" w:hAnsi="Calibri" w:cs="Calibri"/>
-          <w:b/>
-          <w:bCs/>
-        </w:rPr>
         <w:t>6 Virginica</w:t>
       </w:r>
       <w:r>
         <w:rPr>
           <w:rFonts w:ascii="Calibri" w:hAnsi="Calibri" w:cs="Calibri"/>
         </w:rPr>
-        <w:t xml:space="preserve"> points assigned to the Versicolor cluster). In summary, the supervised RF performed better overall, while k-means still recovered the main grouping structure, especially the clearly separated </w:t>
-      </w:r>
-      <w:proofErr w:type="spellStart"/>
-      <w:r>
-        <w:rPr>
-          <w:rFonts w:ascii="Calibri" w:hAnsi="Calibri" w:cs="Calibri"/>
-        </w:rPr>
-        <w:t>Setosa</w:t>
-      </w:r>
-      <w:proofErr w:type="spellEnd"/>
-      <w:r>
-        <w:rPr>
-          <w:rFonts w:ascii="Calibri" w:hAnsi="Calibri" w:cs="Calibri"/>
-        </w:rPr>
-        <w:t xml:space="preserve"> class.</w:t>
+        <w:t xml:space="preserve"> points assigned to the Versicolor cluster). In summary, the supervised RF performed better overall, while k-means still recovered the main grouping structure, especially the clearly separated Setosa class.</w:t>
       </w:r>
     </w:p>
     <w:p>
@@ -1092,7 +928,19 @@
         <w:rPr>
           <w:rFonts w:ascii="Calibri" w:hAnsi="Calibri" w:cs="Calibri"/>
         </w:rPr>
-        <w:t>Petal length vs petal width was the best scatter plot to compare the pick the differences</w:t>
+        <w:t xml:space="preserve">Petal length vs petal width was the best scatter plot to compare </w:t>
+      </w:r>
+      <w:r>
+        <w:rPr>
+          <w:rFonts w:ascii="Calibri" w:hAnsi="Calibri" w:cs="Calibri"/>
+        </w:rPr>
+        <w:t>and</w:t>
+      </w:r>
+      <w:r>
+        <w:rPr>
+          <w:rFonts w:ascii="Calibri" w:hAnsi="Calibri" w:cs="Calibri"/>
+        </w:rPr>
+        <w:t xml:space="preserve"> pick the differences</w:t>
       </w:r>
     </w:p>
     <w:p>
@@ -1241,15 +1089,6 @@
         <w:jc w:val="center"/>
         <w:rPr>
           <w:rFonts w:ascii="Calibri" w:hAnsi="Calibri" w:cs="Calibri"/>
-        </w:rPr>
-      </w:pPr>
-    </w:p>
-    <w:p>
-      <w:pPr>
-        <w:spacing w:line="276" w:lineRule="auto"/>
-        <w:jc w:val="center"/>
-        <w:rPr>
-          <w:rFonts w:ascii="Calibri" w:hAnsi="Calibri" w:cs="Calibri"/>
           <w:color w:val="215E99" w:themeColor="text2" w:themeTint="BF"/>
         </w:rPr>
       </w:pPr>
@@ -1259,6 +1098,7 @@
           <w:noProof/>
           <w:color w:val="215E99" w:themeColor="text2" w:themeTint="BF"/>
         </w:rPr>
+        <w:lastRenderedPageBreak/>
         <w:drawing>
           <wp:inline distT="0" distB="0" distL="0" distR="0" wp14:anchorId="08FD461A" wp14:editId="1E835A45">
             <wp:extent cx="4495800" cy="2289219"/>
@@ -1302,41 +1142,35 @@
         <w:jc w:val="center"/>
         <w:rPr>
           <w:rFonts w:ascii="Calibri" w:hAnsi="Calibri" w:cs="Calibri"/>
-          <w:color w:val="215E99" w:themeColor="text2" w:themeTint="BF"/>
-        </w:rPr>
-      </w:pPr>
-      <w:r>
-        <w:rPr>
-          <w:rFonts w:ascii="Calibri" w:hAnsi="Calibri" w:cs="Calibri"/>
-          <w:color w:val="215E99" w:themeColor="text2" w:themeTint="BF"/>
+        </w:rPr>
+      </w:pPr>
+      <w:r>
+        <w:rPr>
+          <w:rFonts w:ascii="Calibri" w:hAnsi="Calibri" w:cs="Calibri"/>
         </w:rPr>
         <w:t>k</w:t>
       </w:r>
       <w:r>
         <w:rPr>
           <w:rFonts w:ascii="Calibri" w:hAnsi="Calibri" w:cs="Calibri"/>
-          <w:color w:val="215E99" w:themeColor="text2" w:themeTint="BF"/>
         </w:rPr>
         <w:t xml:space="preserve">means </w:t>
       </w:r>
       <w:r>
         <w:rPr>
           <w:rFonts w:ascii="Calibri" w:hAnsi="Calibri" w:cs="Calibri"/>
-          <w:color w:val="215E99" w:themeColor="text2" w:themeTint="BF"/>
         </w:rPr>
         <w:t>c</w:t>
       </w:r>
       <w:r>
         <w:rPr>
           <w:rFonts w:ascii="Calibri" w:hAnsi="Calibri" w:cs="Calibri"/>
-          <w:color w:val="215E99" w:themeColor="text2" w:themeTint="BF"/>
         </w:rPr>
         <w:t>lustering scatter plot with mapped species</w:t>
       </w:r>
       <w:r>
         <w:rPr>
           <w:rFonts w:ascii="Calibri" w:hAnsi="Calibri" w:cs="Calibri"/>
-          <w:color w:val="215E99" w:themeColor="text2" w:themeTint="BF"/>
         </w:rPr>
         <w:t xml:space="preserve"> to respective cluster IDs</w:t>
       </w:r>
@@ -1344,24 +1178,14 @@
     <w:p>
       <w:pPr>
         <w:spacing w:line="276" w:lineRule="auto"/>
-        <w:jc w:val="both"/>
-        <w:rPr>
-          <w:rFonts w:ascii="Calibri" w:hAnsi="Calibri" w:cs="Calibri"/>
-        </w:rPr>
-      </w:pPr>
-      <w:r>
-        <w:rPr>
-          <w:rFonts w:ascii="Calibri" w:hAnsi="Calibri" w:cs="Calibri"/>
-        </w:rPr>
-        <w:t>The result followed directly from the shapes and positions of the points in feature space.</w:t>
-      </w:r>
+        <w:jc w:val="center"/>
+        <w:rPr>
+          <w:rFonts w:ascii="Calibri" w:hAnsi="Calibri" w:cs="Calibri"/>
+        </w:rPr>
+      </w:pPr>
     </w:p>
     <w:p>
       <w:pPr>
-        <w:numPr>
-          <w:ilvl w:val="0"/>
-          <w:numId w:val="25"/>
-        </w:numPr>
         <w:spacing w:line="276" w:lineRule="auto"/>
         <w:jc w:val="both"/>
         <w:rPr>
@@ -1371,59 +1195,191 @@
       <w:r>
         <w:rPr>
           <w:rFonts w:ascii="Calibri" w:hAnsi="Calibri" w:cs="Calibri"/>
+        </w:rPr>
+        <w:t>The result followed directly from the shapes and positions of the points in feature space.</w:t>
+      </w:r>
+    </w:p>
+    <w:p>
+      <w:pPr>
+        <w:spacing w:line="276" w:lineRule="auto"/>
+        <w:jc w:val="both"/>
+        <w:rPr>
+          <w:rFonts w:ascii="Calibri" w:hAnsi="Calibri" w:cs="Calibri"/>
+        </w:rPr>
+      </w:pPr>
+      <w:r>
+        <w:rPr>
+          <w:rFonts w:ascii="Calibri" w:hAnsi="Calibri" w:cs="Calibri"/>
+        </w:rPr>
+        <w:t xml:space="preserve">One group had very small petal length and petal width, matching Setosa, and was clearly separate; k-means grouped these points with no confusion. The other two species, Versicolor and Virginica, occupied a shared region with larger petals and only subtle differences, so their values </w:t>
+      </w:r>
+      <w:r>
+        <w:rPr>
+          <w:rFonts w:ascii="Calibri" w:hAnsi="Calibri" w:cs="Calibri"/>
           <w:b/>
           <w:bCs/>
         </w:rPr>
-        <w:t>One group</w:t>
-      </w:r>
-      <w:r>
-        <w:rPr>
-          <w:rFonts w:ascii="Calibri" w:hAnsi="Calibri" w:cs="Calibri"/>
-        </w:rPr>
-        <w:t xml:space="preserve"> had very small petal length and petal width, which matched </w:t>
-      </w:r>
-      <w:proofErr w:type="spellStart"/>
+        <w:t>overlapped</w:t>
+      </w:r>
+      <w:r>
+        <w:rPr>
+          <w:rFonts w:ascii="Calibri" w:hAnsi="Calibri" w:cs="Calibri"/>
+        </w:rPr>
+        <w:t xml:space="preserve">. Because k-means places </w:t>
+      </w:r>
       <w:r>
         <w:rPr>
           <w:rFonts w:ascii="Calibri" w:hAnsi="Calibri" w:cs="Calibri"/>
           <w:b/>
           <w:bCs/>
         </w:rPr>
-        <w:t>Setosa</w:t>
-      </w:r>
-      <w:proofErr w:type="spellEnd"/>
-      <w:r>
-        <w:rPr>
-          <w:rFonts w:ascii="Calibri" w:hAnsi="Calibri" w:cs="Calibri"/>
-        </w:rPr>
-        <w:t xml:space="preserve"> and was clearly separated; k-means placed these points together with no confusion.</w:t>
+        <w:t>centers (centroids)</w:t>
+      </w:r>
+      <w:r>
+        <w:rPr>
+          <w:rFonts w:ascii="Calibri" w:hAnsi="Calibri" w:cs="Calibri"/>
+        </w:rPr>
+        <w:t xml:space="preserve"> and assigns each point to the </w:t>
+      </w:r>
+      <w:r>
+        <w:rPr>
+          <w:rFonts w:ascii="Calibri" w:hAnsi="Calibri" w:cs="Calibri"/>
+          <w:b/>
+          <w:bCs/>
+        </w:rPr>
+        <w:t>nearest</w:t>
+      </w:r>
+      <w:r>
+        <w:rPr>
+          <w:rFonts w:ascii="Calibri" w:hAnsi="Calibri" w:cs="Calibri"/>
+        </w:rPr>
+        <w:t xml:space="preserve"> one, it effectively draws </w:t>
+      </w:r>
+      <w:r>
+        <w:rPr>
+          <w:rFonts w:ascii="Calibri" w:hAnsi="Calibri" w:cs="Calibri"/>
+          <w:b/>
+          <w:bCs/>
+        </w:rPr>
+        <w:t>round-ish regions</w:t>
+      </w:r>
+      <w:r>
+        <w:rPr>
+          <w:rFonts w:ascii="Calibri" w:hAnsi="Calibri" w:cs="Calibri"/>
+        </w:rPr>
+        <w:t xml:space="preserve"> around those centers. In the overlapped Versicolor/Virginica area, no single round boundary matched the true species split, so k-means divided that shared region into two clusters that were close</w:t>
+      </w:r>
+      <w:r>
+        <w:rPr>
+          <w:rFonts w:ascii="Calibri" w:hAnsi="Calibri" w:cs="Calibri"/>
+        </w:rPr>
+        <w:t xml:space="preserve">, </w:t>
+      </w:r>
+      <w:r>
+        <w:rPr>
+          <w:rFonts w:ascii="Calibri" w:hAnsi="Calibri" w:cs="Calibri"/>
+        </w:rPr>
+        <w:t>but not identical</w:t>
+      </w:r>
+      <w:r>
+        <w:rPr>
+          <w:rFonts w:ascii="Calibri" w:hAnsi="Calibri" w:cs="Calibri"/>
+        </w:rPr>
+        <w:t xml:space="preserve">, </w:t>
+      </w:r>
+      <w:r>
+        <w:rPr>
+          <w:rFonts w:ascii="Calibri" w:hAnsi="Calibri" w:cs="Calibri"/>
+        </w:rPr>
+        <w:t xml:space="preserve">to the species boundary. This produced the observed mix-ups (for example, six Virginica points grouped with Versicolor) and explains the performance gap: the supervised Random Forest, which learned the true labels, reached </w:t>
+      </w:r>
+      <w:r>
+        <w:rPr>
+          <w:rFonts w:ascii="Calibri" w:hAnsi="Calibri" w:cs="Calibri"/>
+          <w:b/>
+          <w:bCs/>
+        </w:rPr>
+        <w:t>95.56%</w:t>
+      </w:r>
+      <w:r>
+        <w:rPr>
+          <w:rFonts w:ascii="Calibri" w:hAnsi="Calibri" w:cs="Calibri"/>
+        </w:rPr>
+        <w:t xml:space="preserve"> accuracy, while the label-free k-means reached </w:t>
+      </w:r>
+      <w:r>
+        <w:rPr>
+          <w:rFonts w:ascii="Calibri" w:hAnsi="Calibri" w:cs="Calibri"/>
+          <w:b/>
+          <w:bCs/>
+        </w:rPr>
+        <w:t>86.67%</w:t>
+      </w:r>
+      <w:r>
+        <w:rPr>
+          <w:rFonts w:ascii="Calibri" w:hAnsi="Calibri" w:cs="Calibri"/>
+        </w:rPr>
+        <w:t>.</w:t>
+      </w:r>
+      <w:r>
+        <w:rPr>
+          <w:rFonts w:ascii="Calibri" w:hAnsi="Calibri" w:cs="Calibri"/>
+        </w:rPr>
+        <w:t xml:space="preserve"> </w:t>
+      </w:r>
+      <w:r>
+        <w:rPr>
+          <w:rFonts w:ascii="Calibri" w:hAnsi="Calibri" w:cs="Calibri"/>
+          <w:b/>
+          <w:bCs/>
+        </w:rPr>
+        <w:t xml:space="preserve">Petal width and length were the </w:t>
+      </w:r>
+      <w:r>
+        <w:rPr>
+          <w:rFonts w:ascii="Calibri" w:hAnsi="Calibri" w:cs="Calibri"/>
+          <w:b/>
+          <w:bCs/>
+        </w:rPr>
+        <w:t xml:space="preserve">main significant </w:t>
+      </w:r>
+      <w:r>
+        <w:rPr>
+          <w:rFonts w:ascii="Calibri" w:hAnsi="Calibri" w:cs="Calibri"/>
+          <w:b/>
+          <w:bCs/>
+        </w:rPr>
+        <w:t>determining features for both clustering and classification.</w:t>
       </w:r>
     </w:p>
     <w:p>
       <w:pPr>
-        <w:numPr>
-          <w:ilvl w:val="0"/>
-          <w:numId w:val="25"/>
-        </w:numPr>
         <w:spacing w:line="276" w:lineRule="auto"/>
-        <w:jc w:val="both"/>
-        <w:rPr>
-          <w:rFonts w:ascii="Calibri" w:hAnsi="Calibri" w:cs="Calibri"/>
-        </w:rPr>
-      </w:pPr>
-      <w:r>
-        <w:rPr>
-          <w:rFonts w:ascii="Calibri" w:hAnsi="Calibri" w:cs="Calibri"/>
-        </w:rPr>
-        <w:t xml:space="preserve">The other two species, </w:t>
-      </w:r>
+        <w:rPr>
+          <w:rFonts w:ascii="Calibri" w:hAnsi="Calibri" w:cs="Calibri"/>
+        </w:rPr>
+      </w:pPr>
+      <w:r>
+        <w:rPr>
+          <w:rFonts w:ascii="Calibri" w:hAnsi="Calibri" w:cs="Calibri"/>
+        </w:rPr>
+        <w:t>Also, checked out other independent variables combination scatterplots to check.</w:t>
+      </w:r>
+    </w:p>
+    <w:p>
+      <w:pPr>
+        <w:spacing w:line="276" w:lineRule="auto"/>
+        <w:rPr>
+          <w:rFonts w:ascii="Calibri" w:hAnsi="Calibri" w:cs="Calibri"/>
+        </w:rPr>
+      </w:pPr>
       <w:r>
         <w:rPr>
           <w:rFonts w:ascii="Calibri" w:hAnsi="Calibri" w:cs="Calibri"/>
           <w:b/>
           <w:bCs/>
         </w:rPr>
-        <w:t>Versicolor</w:t>
+        <w:t>petal_length vs sepal_length</w:t>
       </w:r>
       <w:r>
         <w:rPr>
@@ -1437,287 +1393,88 @@
           <w:b/>
           <w:bCs/>
         </w:rPr>
-        <w:t>Virginica</w:t>
-      </w:r>
-      <w:r>
-        <w:rPr>
-          <w:rFonts w:ascii="Calibri" w:hAnsi="Calibri" w:cs="Calibri"/>
-        </w:rPr>
-        <w:t xml:space="preserve">, had larger petals and </w:t>
-      </w:r>
+        <w:t>petal_width vs sepal_width</w:t>
+      </w:r>
+      <w:r>
+        <w:rPr>
+          <w:rFonts w:ascii="Calibri" w:hAnsi="Calibri" w:cs="Calibri"/>
+        </w:rPr>
+        <w:t xml:space="preserve"> are good alternates that still show meaningful class structure</w:t>
+      </w:r>
+      <w:r>
+        <w:rPr>
+          <w:rFonts w:ascii="Calibri" w:hAnsi="Calibri" w:cs="Calibri"/>
+        </w:rPr>
+        <w:t>.</w:t>
+      </w:r>
+      <w:r>
+        <w:rPr>
+          <w:rFonts w:ascii="Calibri" w:hAnsi="Calibri" w:cs="Calibri"/>
+        </w:rPr>
+        <w:t xml:space="preserve"> </w:t>
+      </w:r>
+    </w:p>
+    <w:p>
+      <w:pPr>
+        <w:spacing w:line="276" w:lineRule="auto"/>
+        <w:rPr>
+          <w:rFonts w:ascii="Calibri" w:hAnsi="Calibri" w:cs="Calibri"/>
+        </w:rPr>
+      </w:pPr>
       <w:r>
         <w:rPr>
           <w:rFonts w:ascii="Calibri" w:hAnsi="Calibri" w:cs="Calibri"/>
           <w:b/>
           <w:bCs/>
         </w:rPr>
-        <w:t>overlapped</w:t>
-      </w:r>
-      <w:r>
-        <w:rPr>
-          <w:rFonts w:ascii="Calibri" w:hAnsi="Calibri" w:cs="Calibri"/>
-        </w:rPr>
-        <w:t xml:space="preserve"> each other; their points sat in the same general region with only subtle differences.</w:t>
+        <w:t>Sepal-only</w:t>
+      </w:r>
+      <w:r>
+        <w:rPr>
+          <w:rFonts w:ascii="Calibri" w:hAnsi="Calibri" w:cs="Calibri"/>
+        </w:rPr>
+        <w:t xml:space="preserve"> views are mainly illustrative; </w:t>
+      </w:r>
+      <w:r>
+        <w:rPr>
+          <w:rFonts w:ascii="Calibri" w:hAnsi="Calibri" w:cs="Calibri"/>
+        </w:rPr>
+        <w:t xml:space="preserve">they do not offer much information for clustering or classification, even though the sepal width and length are </w:t>
+      </w:r>
+      <w:r>
+        <w:rPr>
+          <w:rFonts w:ascii="Calibri" w:hAnsi="Calibri" w:cs="Calibri"/>
+        </w:rPr>
+        <w:t xml:space="preserve">taken into account </w:t>
+      </w:r>
+      <w:r>
+        <w:rPr>
+          <w:rFonts w:ascii="Calibri" w:hAnsi="Calibri" w:cs="Calibri"/>
+        </w:rPr>
+        <w:t>by the models</w:t>
+      </w:r>
+      <w:r>
+        <w:rPr>
+          <w:rFonts w:ascii="Calibri" w:hAnsi="Calibri" w:cs="Calibri"/>
+        </w:rPr>
+        <w:t>.</w:t>
       </w:r>
     </w:p>
     <w:p>
       <w:pPr>
         <w:spacing w:line="276" w:lineRule="auto"/>
-        <w:jc w:val="both"/>
-        <w:rPr>
-          <w:rFonts w:ascii="Calibri" w:hAnsi="Calibri" w:cs="Calibri"/>
-        </w:rPr>
-      </w:pPr>
-      <w:r>
-        <w:rPr>
-          <w:rFonts w:ascii="Calibri" w:hAnsi="Calibri" w:cs="Calibri"/>
-        </w:rPr>
-        <w:t xml:space="preserve">Because k-means placed </w:t>
-      </w:r>
-      <w:proofErr w:type="spellStart"/>
-      <w:r>
-        <w:rPr>
-          <w:rFonts w:ascii="Calibri" w:hAnsi="Calibri" w:cs="Calibri"/>
-          <w:b/>
-          <w:bCs/>
-        </w:rPr>
-        <w:t>centers</w:t>
-      </w:r>
-      <w:proofErr w:type="spellEnd"/>
-      <w:r>
-        <w:rPr>
-          <w:rFonts w:ascii="Calibri" w:hAnsi="Calibri" w:cs="Calibri"/>
-          <w:b/>
-          <w:bCs/>
-        </w:rPr>
-        <w:t xml:space="preserve"> (centroids)</w:t>
-      </w:r>
-      <w:r>
-        <w:rPr>
-          <w:rFonts w:ascii="Calibri" w:hAnsi="Calibri" w:cs="Calibri"/>
-        </w:rPr>
-        <w:t xml:space="preserve"> and assigned each point to its </w:t>
-      </w:r>
-      <w:r>
-        <w:rPr>
-          <w:rFonts w:ascii="Calibri" w:hAnsi="Calibri" w:cs="Calibri"/>
-          <w:b/>
-          <w:bCs/>
-        </w:rPr>
-        <w:t>nearest</w:t>
-      </w:r>
-      <w:r>
-        <w:rPr>
-          <w:rFonts w:ascii="Calibri" w:hAnsi="Calibri" w:cs="Calibri"/>
-        </w:rPr>
-        <w:t xml:space="preserve"> </w:t>
-      </w:r>
-      <w:proofErr w:type="spellStart"/>
-      <w:r>
-        <w:rPr>
-          <w:rFonts w:ascii="Calibri" w:hAnsi="Calibri" w:cs="Calibri"/>
-        </w:rPr>
-        <w:t>center</w:t>
-      </w:r>
-      <w:proofErr w:type="spellEnd"/>
-      <w:r>
-        <w:rPr>
-          <w:rFonts w:ascii="Calibri" w:hAnsi="Calibri" w:cs="Calibri"/>
-        </w:rPr>
-        <w:t xml:space="preserve">, it effectively drew </w:t>
-      </w:r>
-      <w:r>
-        <w:rPr>
-          <w:rFonts w:ascii="Calibri" w:hAnsi="Calibri" w:cs="Calibri"/>
-          <w:b/>
-          <w:bCs/>
-        </w:rPr>
-        <w:t>round-</w:t>
-      </w:r>
-      <w:proofErr w:type="spellStart"/>
-      <w:r>
-        <w:rPr>
-          <w:rFonts w:ascii="Calibri" w:hAnsi="Calibri" w:cs="Calibri"/>
-          <w:b/>
-          <w:bCs/>
-        </w:rPr>
-        <w:t>ish</w:t>
-      </w:r>
-      <w:proofErr w:type="spellEnd"/>
-      <w:r>
-        <w:rPr>
-          <w:rFonts w:ascii="Calibri" w:hAnsi="Calibri" w:cs="Calibri"/>
-          <w:b/>
-          <w:bCs/>
-        </w:rPr>
-        <w:t xml:space="preserve"> regions</w:t>
-      </w:r>
-      <w:r>
-        <w:rPr>
-          <w:rFonts w:ascii="Calibri" w:hAnsi="Calibri" w:cs="Calibri"/>
-        </w:rPr>
-        <w:t xml:space="preserve"> around those </w:t>
-      </w:r>
-      <w:proofErr w:type="spellStart"/>
-      <w:r>
-        <w:rPr>
-          <w:rFonts w:ascii="Calibri" w:hAnsi="Calibri" w:cs="Calibri"/>
-        </w:rPr>
-        <w:t>centers</w:t>
-      </w:r>
-      <w:proofErr w:type="spellEnd"/>
-      <w:r>
-        <w:rPr>
-          <w:rFonts w:ascii="Calibri" w:hAnsi="Calibri" w:cs="Calibri"/>
-        </w:rPr>
-        <w:t xml:space="preserve"> based on the </w:t>
-      </w:r>
-      <w:r>
-        <w:rPr>
-          <w:rFonts w:ascii="Calibri" w:hAnsi="Calibri" w:cs="Calibri"/>
-          <w:b/>
-          <w:bCs/>
-        </w:rPr>
-        <w:t>original feature scales</w:t>
-      </w:r>
-      <w:r>
-        <w:rPr>
-          <w:rFonts w:ascii="Calibri" w:hAnsi="Calibri" w:cs="Calibri"/>
-        </w:rPr>
-        <w:t xml:space="preserve">. Without scaling, features with </w:t>
-      </w:r>
-      <w:r>
-        <w:rPr>
-          <w:rFonts w:ascii="Calibri" w:hAnsi="Calibri" w:cs="Calibri"/>
-          <w:b/>
-          <w:bCs/>
-        </w:rPr>
-        <w:t>larger numeric variation</w:t>
-      </w:r>
-      <w:r>
-        <w:rPr>
-          <w:rFonts w:ascii="Calibri" w:hAnsi="Calibri" w:cs="Calibri"/>
-        </w:rPr>
-        <w:t xml:space="preserve"> (the petal measurements) had a stronger influence on distance, which further emphasized the clear </w:t>
-      </w:r>
-      <w:proofErr w:type="spellStart"/>
-      <w:r>
-        <w:rPr>
-          <w:rFonts w:ascii="Calibri" w:hAnsi="Calibri" w:cs="Calibri"/>
-        </w:rPr>
-        <w:t>Setosa</w:t>
-      </w:r>
-      <w:proofErr w:type="spellEnd"/>
-      <w:r>
-        <w:rPr>
-          <w:rFonts w:ascii="Calibri" w:hAnsi="Calibri" w:cs="Calibri"/>
-        </w:rPr>
-        <w:t xml:space="preserve"> group but did not fully separate Versicolor from Virginica. As a result, k-means split that shared region into two clusters that were close—but not identical—to the species boundary, producing the observed mix-ups (for example, </w:t>
-      </w:r>
-      <w:r>
-        <w:rPr>
-          <w:rFonts w:ascii="Calibri" w:hAnsi="Calibri" w:cs="Calibri"/>
-          <w:b/>
-          <w:bCs/>
-        </w:rPr>
-        <w:t>six Virginica</w:t>
-      </w:r>
-      <w:r>
-        <w:rPr>
-          <w:rFonts w:ascii="Calibri" w:hAnsi="Calibri" w:cs="Calibri"/>
-        </w:rPr>
-        <w:t xml:space="preserve"> points placed with Versicolor). This also explained the accuracy gap: the supervised </w:t>
-      </w:r>
-      <w:r>
-        <w:rPr>
-          <w:rFonts w:ascii="Calibri" w:hAnsi="Calibri" w:cs="Calibri"/>
-          <w:b/>
-          <w:bCs/>
-        </w:rPr>
-        <w:t>Random Forest</w:t>
-      </w:r>
-      <w:r>
-        <w:rPr>
-          <w:rFonts w:ascii="Calibri" w:hAnsi="Calibri" w:cs="Calibri"/>
-        </w:rPr>
-        <w:t xml:space="preserve"> (trained with labels) reached </w:t>
-      </w:r>
-      <w:r>
-        <w:rPr>
-          <w:rFonts w:ascii="Calibri" w:hAnsi="Calibri" w:cs="Calibri"/>
-          <w:b/>
-          <w:bCs/>
-        </w:rPr>
-        <w:t>95.56%</w:t>
-      </w:r>
-      <w:r>
-        <w:rPr>
-          <w:rFonts w:ascii="Calibri" w:hAnsi="Calibri" w:cs="Calibri"/>
-        </w:rPr>
-        <w:t xml:space="preserve">, while the label-free </w:t>
-      </w:r>
-      <w:r>
-        <w:rPr>
-          <w:rFonts w:ascii="Calibri" w:hAnsi="Calibri" w:cs="Calibri"/>
-          <w:b/>
-          <w:bCs/>
-        </w:rPr>
-        <w:t>k-means</w:t>
-      </w:r>
-      <w:r>
-        <w:rPr>
-          <w:rFonts w:ascii="Calibri" w:hAnsi="Calibri" w:cs="Calibri"/>
-        </w:rPr>
-        <w:t xml:space="preserve"> reached </w:t>
-      </w:r>
-      <w:r>
-        <w:rPr>
-          <w:rFonts w:ascii="Calibri" w:hAnsi="Calibri" w:cs="Calibri"/>
-          <w:b/>
-          <w:bCs/>
-        </w:rPr>
-        <w:t>86.67%</w:t>
-      </w:r>
-      <w:r>
-        <w:rPr>
-          <w:rFonts w:ascii="Calibri" w:hAnsi="Calibri" w:cs="Calibri"/>
-        </w:rPr>
-        <w:t>.</w:t>
-      </w:r>
+        <w:rPr>
+          <w:rFonts w:ascii="Calibri" w:hAnsi="Calibri" w:cs="Calibri"/>
+        </w:rPr>
+      </w:pPr>
     </w:p>
     <w:p>
       <w:pPr>
         <w:spacing w:line="276" w:lineRule="auto"/>
         <w:rPr>
           <w:rFonts w:ascii="Calibri" w:hAnsi="Calibri" w:cs="Calibri"/>
-          <w:b/>
-          <w:bCs/>
-        </w:rPr>
-      </w:pPr>
-      <w:r>
-        <w:rPr>
-          <w:rFonts w:ascii="Calibri" w:hAnsi="Calibri" w:cs="Calibri"/>
-          <w:b/>
-          <w:bCs/>
-        </w:rPr>
-        <w:t xml:space="preserve">Petal width and length were the </w:t>
-      </w:r>
-      <w:r>
-        <w:rPr>
-          <w:rFonts w:ascii="Calibri" w:hAnsi="Calibri" w:cs="Calibri"/>
-          <w:b/>
-          <w:bCs/>
-        </w:rPr>
-        <w:t xml:space="preserve">main significant </w:t>
-      </w:r>
-      <w:r>
-        <w:rPr>
-          <w:rFonts w:ascii="Calibri" w:hAnsi="Calibri" w:cs="Calibri"/>
-          <w:b/>
-          <w:bCs/>
-        </w:rPr>
-        <w:t>determining features for both clustering and classification.</w:t>
-      </w:r>
+        </w:rPr>
+      </w:pPr>
     </w:p>
     <w:p>
       <w:pPr>
@@ -1726,122 +1483,6 @@
           <w:rFonts w:ascii="Calibri" w:hAnsi="Calibri" w:cs="Calibri"/>
         </w:rPr>
       </w:pPr>
-      <w:r>
-        <w:rPr>
-          <w:rFonts w:ascii="Calibri" w:hAnsi="Calibri" w:cs="Calibri"/>
-        </w:rPr>
-        <w:t>Also, checked out other independent variables combination scatterplots to check.</w:t>
-      </w:r>
-    </w:p>
-    <w:p>
-      <w:pPr>
-        <w:spacing w:line="276" w:lineRule="auto"/>
-        <w:rPr>
-          <w:rFonts w:ascii="Calibri" w:hAnsi="Calibri" w:cs="Calibri"/>
-        </w:rPr>
-      </w:pPr>
-      <w:proofErr w:type="spellStart"/>
-      <w:r>
-        <w:rPr>
-          <w:rFonts w:ascii="Calibri" w:hAnsi="Calibri" w:cs="Calibri"/>
-          <w:b/>
-          <w:bCs/>
-        </w:rPr>
-        <w:t>petal_length</w:t>
-      </w:r>
-      <w:proofErr w:type="spellEnd"/>
-      <w:r>
-        <w:rPr>
-          <w:rFonts w:ascii="Calibri" w:hAnsi="Calibri" w:cs="Calibri"/>
-          <w:b/>
-          <w:bCs/>
-        </w:rPr>
-        <w:t xml:space="preserve"> vs </w:t>
-      </w:r>
-      <w:proofErr w:type="spellStart"/>
-      <w:r>
-        <w:rPr>
-          <w:rFonts w:ascii="Calibri" w:hAnsi="Calibri" w:cs="Calibri"/>
-          <w:b/>
-          <w:bCs/>
-        </w:rPr>
-        <w:t>sepal_length</w:t>
-      </w:r>
-      <w:proofErr w:type="spellEnd"/>
-      <w:r>
-        <w:rPr>
-          <w:rFonts w:ascii="Calibri" w:hAnsi="Calibri" w:cs="Calibri"/>
-        </w:rPr>
-        <w:t xml:space="preserve"> and </w:t>
-      </w:r>
-      <w:proofErr w:type="spellStart"/>
-      <w:r>
-        <w:rPr>
-          <w:rFonts w:ascii="Calibri" w:hAnsi="Calibri" w:cs="Calibri"/>
-          <w:b/>
-          <w:bCs/>
-        </w:rPr>
-        <w:t>petal_width</w:t>
-      </w:r>
-      <w:proofErr w:type="spellEnd"/>
-      <w:r>
-        <w:rPr>
-          <w:rFonts w:ascii="Calibri" w:hAnsi="Calibri" w:cs="Calibri"/>
-          <w:b/>
-          <w:bCs/>
-        </w:rPr>
-        <w:t xml:space="preserve"> vs </w:t>
-      </w:r>
-      <w:proofErr w:type="spellStart"/>
-      <w:r>
-        <w:rPr>
-          <w:rFonts w:ascii="Calibri" w:hAnsi="Calibri" w:cs="Calibri"/>
-          <w:b/>
-          <w:bCs/>
-        </w:rPr>
-        <w:t>sepal_width</w:t>
-      </w:r>
-      <w:proofErr w:type="spellEnd"/>
-      <w:r>
-        <w:rPr>
-          <w:rFonts w:ascii="Calibri" w:hAnsi="Calibri" w:cs="Calibri"/>
-        </w:rPr>
-        <w:t xml:space="preserve"> are good alternates that still show meaningful class structure</w:t>
-      </w:r>
-      <w:r>
-        <w:rPr>
-          <w:rFonts w:ascii="Calibri" w:hAnsi="Calibri" w:cs="Calibri"/>
-        </w:rPr>
-        <w:t>.</w:t>
-      </w:r>
-    </w:p>
-    <w:p>
-      <w:pPr>
-        <w:spacing w:line="276" w:lineRule="auto"/>
-        <w:rPr>
-          <w:rFonts w:ascii="Calibri" w:hAnsi="Calibri" w:cs="Calibri"/>
-        </w:rPr>
-      </w:pPr>
-      <w:r>
-        <w:rPr>
-          <w:rFonts w:ascii="Calibri" w:hAnsi="Calibri" w:cs="Calibri"/>
-          <w:b/>
-          <w:bCs/>
-        </w:rPr>
-        <w:t>Sepal-only</w:t>
-      </w:r>
-      <w:r>
-        <w:rPr>
-          <w:rFonts w:ascii="Calibri" w:hAnsi="Calibri" w:cs="Calibri"/>
-        </w:rPr>
-        <w:t xml:space="preserve"> views are mainly illustrative; they show why petals matter but rarely separate Versicolor and Virginica cleanly.</w:t>
-      </w:r>
-      <w:r>
-        <w:rPr>
-          <w:rFonts w:ascii="Calibri" w:hAnsi="Calibri" w:cs="Calibri"/>
-        </w:rPr>
-        <w:t xml:space="preserve">  </w:t>
-      </w:r>
     </w:p>
     <w:p>
       <w:pPr>
@@ -1947,15 +1588,11 @@
         <w:spacing w:line="276" w:lineRule="auto"/>
         <w:rPr>
           <w:rFonts w:ascii="Calibri" w:hAnsi="Calibri" w:cs="Calibri"/>
-          <w:b/>
-          <w:bCs/>
-        </w:rPr>
-      </w:pPr>
-      <w:r>
-        <w:rPr>
-          <w:rFonts w:ascii="Calibri" w:hAnsi="Calibri" w:cs="Calibri"/>
-          <w:b/>
-          <w:bCs/>
+        </w:rPr>
+      </w:pPr>
+      <w:r>
+        <w:rPr>
+          <w:rFonts w:ascii="Calibri" w:hAnsi="Calibri" w:cs="Calibri"/>
         </w:rPr>
         <w:t>For K means Clustering</w:t>
       </w:r>
